--- a/4. RESULTADOS/Reconciliacion/00_compendio_tablas.docx
+++ b/4. RESULTADOS/Reconciliacion/00_compendio_tablas.docx
@@ -7,7 +7,7 @@
         <w:pStyle w:val="Titre2"/>
       </w:pPr>
       <w:r>
-        <w:t xml:space="preserve">Tabla 1. Las dos especificaciones tal como están en el póster y en el script 03</w:t>
+        <w:t xml:space="preserve">Tabla 1. Las dos especificaciones tal como están en el póster y en 03_primer_eslabon_medidas.R</w:t>
       </w:r>
     </w:p>
     <w:p>
@@ -25,7 +25,7 @@
         <w:ind w:left="60" w:right="60" w:firstLine="0" w:firstLineChars="0"/>
       </w:pPr>
       <w:r>
-        <w:t xml:space="preserve">Tabla 1. Las dos especificaciones tal como están en el póster y en el script 03</w:t>
+        <w:t xml:space="preserve">Tabla 1. Las dos especificaciones tal como están en el póster y en 03_primer_eslabon_medidas.R</w:t>
       </w:r>
     </w:p>
     <w:tbl xmlns:a="http://schemas.openxmlformats.org/drawingml/2006/main" xmlns:pic="http://schemas.openxmlformats.org/drawingml/2006/picture">
@@ -600,7 +600,7 @@
                 <w:szCs w:val="22"/>
                 <w:color w:val="000000"/>
               </w:rPr>
-              <w:t xml:space="preserve">-0.0102</w:t>
+              <w:t xml:space="preserve">-0.0089</w:t>
             </w:r>
           </w:p>
         </w:tc>
@@ -710,7 +710,7 @@
                 <w:szCs w:val="22"/>
                 <w:color w:val="000000"/>
               </w:rPr>
-              <w:t xml:space="preserve">0.0106</w:t>
+              <w:t xml:space="preserve">0.0269</w:t>
             </w:r>
           </w:p>
         </w:tc>
@@ -765,7 +765,7 @@
                 <w:szCs w:val="22"/>
                 <w:color w:val="000000"/>
               </w:rPr>
-              <w:t xml:space="preserve">-1.0228</w:t>
+              <w:t xml:space="preserve">-0.8921</w:t>
             </w:r>
           </w:p>
         </w:tc>
@@ -820,7 +820,7 @@
                 <w:szCs w:val="22"/>
                 <w:color w:val="000000"/>
               </w:rPr>
-              <w:t xml:space="preserve">44,611</w:t>
+              <w:t xml:space="preserve">44,614</w:t>
             </w:r>
           </w:p>
         </w:tc>
@@ -1045,7 +1045,7 @@
                 <w:szCs w:val="22"/>
                 <w:color w:val="000000"/>
               </w:rPr>
-              <w:t xml:space="preserve">0.0212</w:t>
+              <w:t xml:space="preserve">0.0298</w:t>
             </w:r>
           </w:p>
         </w:tc>
@@ -1100,7 +1100,7 @@
                 <w:szCs w:val="22"/>
                 <w:color w:val="000000"/>
               </w:rPr>
-              <w:t xml:space="preserve">0.0052</w:t>
+              <w:t xml:space="preserve">0.0051</w:t>
             </w:r>
           </w:p>
         </w:tc>
@@ -1210,7 +1210,7 @@
                 <w:szCs w:val="22"/>
                 <w:color w:val="000000"/>
               </w:rPr>
-              <w:t xml:space="preserve">2.1225</w:t>
+              <w:t xml:space="preserve">2.9791</w:t>
             </w:r>
           </w:p>
         </w:tc>
@@ -1265,7 +1265,7 @@
                 <w:szCs w:val="22"/>
                 <w:color w:val="000000"/>
               </w:rPr>
-              <w:t xml:space="preserve">4,481</w:t>
+              <w:t xml:space="preserve">4,863</w:t>
             </w:r>
           </w:p>
         </w:tc>
@@ -1320,7 +1320,7 @@
                 <w:szCs w:val="22"/>
                 <w:color w:val="000000"/>
               </w:rPr>
-              <w:t xml:space="preserve">4,481</w:t>
+              <w:t xml:space="preserve">4,863</w:t>
             </w:r>
           </w:p>
         </w:tc>
@@ -1386,7 +1386,7 @@
         <w:pStyle w:val="Titre2"/>
       </w:pPr>
       <w:r>
-        <w:t xml:space="preserve">Tabla 2. De la especificación del póster a la del script 03, un cambio a la vez</w:t>
+        <w:t xml:space="preserve">Tabla 2. De la especificación del póster a la de 03_primer_eslabon_medidas.R, un cambio a la vez</w:t>
       </w:r>
     </w:p>
     <w:p>
@@ -1404,7 +1404,7 @@
         <w:ind w:left="60" w:right="60" w:firstLine="0" w:firstLineChars="0"/>
       </w:pPr>
       <w:r>
-        <w:t xml:space="preserve">Tabla 2. De la especificación del póster a la del script 03, un cambio a la vez</w:t>
+        <w:t xml:space="preserve">Tabla 2. De la especificación del póster a la de 03_primer_eslabon_medidas.R, un cambio a la vez</w:t>
       </w:r>
     </w:p>
     <w:tbl xmlns:a="http://schemas.openxmlformats.org/drawingml/2006/main" xmlns:pic="http://schemas.openxmlformats.org/drawingml/2006/picture">
@@ -1414,7 +1414,7 @@
         <w:tblLook w:firstRow="1" w:lastRow="0" w:firstColumn="0" w:lastColumn="0" w:noHBand="0" w:noVBand="1"/>
       </w:tblPr>
       <w:tblGrid>
-        <w:gridCol w:w="5235"/>
+        <w:gridCol w:w="5461"/>
         <w:gridCol w:w="1462"/>
         <w:gridCol w:w="1854"/>
         <w:gridCol w:w="1132"/>
@@ -2035,7 +2035,7 @@
                 <w:szCs w:val="22"/>
                 <w:color w:val="000000"/>
               </w:rPr>
-              <w:t xml:space="preserve">-0.0102</w:t>
+              <w:t xml:space="preserve">-0.0089</w:t>
             </w:r>
           </w:p>
         </w:tc>
@@ -2145,7 +2145,7 @@
                 <w:szCs w:val="22"/>
                 <w:color w:val="000000"/>
               </w:rPr>
-              <w:t xml:space="preserve">0.0106</w:t>
+              <w:t xml:space="preserve">0.0269</w:t>
             </w:r>
           </w:p>
         </w:tc>
@@ -2200,7 +2200,7 @@
                 <w:szCs w:val="22"/>
                 <w:color w:val="000000"/>
               </w:rPr>
-              <w:t xml:space="preserve">-1.0228</w:t>
+              <w:t xml:space="preserve">-0.8921</w:t>
             </w:r>
           </w:p>
         </w:tc>
@@ -2255,7 +2255,7 @@
                 <w:szCs w:val="22"/>
                 <w:color w:val="000000"/>
               </w:rPr>
-              <w:t xml:space="preserve">44,611</w:t>
+              <w:t xml:space="preserve">44,614</w:t>
             </w:r>
           </w:p>
         </w:tc>
@@ -2535,7 +2535,7 @@
                 <w:szCs w:val="22"/>
                 <w:color w:val="000000"/>
               </w:rPr>
-              <w:t xml:space="preserve">-0.0113</w:t>
+              <w:t xml:space="preserve">-0.0100</w:t>
             </w:r>
           </w:p>
         </w:tc>
@@ -2645,7 +2645,7 @@
                 <w:szCs w:val="22"/>
                 <w:color w:val="000000"/>
               </w:rPr>
-              <w:t xml:space="preserve">0.0044</w:t>
+              <w:t xml:space="preserve">0.0119</w:t>
             </w:r>
           </w:p>
         </w:tc>
@@ -2700,7 +2700,7 @@
                 <w:szCs w:val="22"/>
                 <w:color w:val="000000"/>
               </w:rPr>
-              <w:t xml:space="preserve">-1.1253</w:t>
+              <w:t xml:space="preserve">-0.9999</w:t>
             </w:r>
           </w:p>
         </w:tc>
@@ -2755,7 +2755,7 @@
                 <w:szCs w:val="22"/>
                 <w:color w:val="000000"/>
               </w:rPr>
-              <w:t xml:space="preserve">44,611</w:t>
+              <w:t xml:space="preserve">44,614</w:t>
             </w:r>
           </w:p>
         </w:tc>
@@ -2865,7 +2865,7 @@
                 <w:szCs w:val="22"/>
                 <w:color w:val="000000"/>
               </w:rPr>
-              <w:t xml:space="preserve">***</w:t>
+              <w:t xml:space="preserve">**</w:t>
             </w:r>
           </w:p>
         </w:tc>
@@ -2920,7 +2920,7 @@
                 <w:szCs w:val="22"/>
                 <w:color w:val="000000"/>
               </w:rPr>
-              <w:t xml:space="preserve">-0.1025</w:t>
+              <w:t xml:space="preserve">-0.1078</w:t>
             </w:r>
           </w:p>
         </w:tc>
@@ -3035,7 +3035,7 @@
                 <w:szCs w:val="22"/>
                 <w:color w:val="000000"/>
               </w:rPr>
-              <w:t xml:space="preserve">-0.0117</w:t>
+              <w:t xml:space="preserve">-0.0103</w:t>
             </w:r>
           </w:p>
         </w:tc>
@@ -3145,7 +3145,7 @@
                 <w:szCs w:val="22"/>
                 <w:color w:val="000000"/>
               </w:rPr>
-              <w:t xml:space="preserve">0.0032</w:t>
+              <w:t xml:space="preserve">0.0102</w:t>
             </w:r>
           </w:p>
         </w:tc>
@@ -3200,7 +3200,7 @@
                 <w:szCs w:val="22"/>
                 <w:color w:val="000000"/>
               </w:rPr>
-              <w:t xml:space="preserve">-1.1745</w:t>
+              <w:t xml:space="preserve">-1.0303</w:t>
             </w:r>
           </w:p>
         </w:tc>
@@ -3255,7 +3255,7 @@
                 <w:szCs w:val="22"/>
                 <w:color w:val="000000"/>
               </w:rPr>
-              <w:t xml:space="preserve">43,508</w:t>
+              <w:t xml:space="preserve">43,511</w:t>
             </w:r>
           </w:p>
         </w:tc>
@@ -3365,7 +3365,7 @@
                 <w:szCs w:val="22"/>
                 <w:color w:val="000000"/>
               </w:rPr>
-              <w:t xml:space="preserve">***</w:t>
+              <w:t xml:space="preserve">**</w:t>
             </w:r>
           </w:p>
         </w:tc>
@@ -3420,7 +3420,7 @@
                 <w:szCs w:val="22"/>
                 <w:color w:val="000000"/>
               </w:rPr>
-              <w:t xml:space="preserve">-0.0493</w:t>
+              <w:t xml:space="preserve">-0.0304</w:t>
             </w:r>
           </w:p>
         </w:tc>
@@ -3920,7 +3920,7 @@
                 <w:szCs w:val="22"/>
                 <w:color w:val="000000"/>
               </w:rPr>
-              <w:t xml:space="preserve">0.7788</w:t>
+              <w:t xml:space="preserve">0.6346</w:t>
             </w:r>
           </w:p>
         </w:tc>
@@ -3980,7 +3980,7 @@
                 <w:szCs w:val="22"/>
                 <w:color w:val="000000"/>
               </w:rPr>
-              <w:t xml:space="preserve">4. Script 03: corte transversal</w:t>
+              <w:t xml:space="preserve">4. 03_primer_eslabon_medidas.R: corte transversal</w:t>
             </w:r>
           </w:p>
         </w:tc>
@@ -4035,7 +4035,7 @@
                 <w:szCs w:val="22"/>
                 <w:color w:val="000000"/>
               </w:rPr>
-              <w:t xml:space="preserve">0.0212</w:t>
+              <w:t xml:space="preserve">0.0298</w:t>
             </w:r>
           </w:p>
         </w:tc>
@@ -4090,7 +4090,7 @@
                 <w:szCs w:val="22"/>
                 <w:color w:val="000000"/>
               </w:rPr>
-              <w:t xml:space="preserve">0.0052</w:t>
+              <w:t xml:space="preserve">0.0051</w:t>
             </w:r>
           </w:p>
         </w:tc>
@@ -4200,7 +4200,7 @@
                 <w:szCs w:val="22"/>
                 <w:color w:val="000000"/>
               </w:rPr>
-              <w:t xml:space="preserve">2.1225</w:t>
+              <w:t xml:space="preserve">2.9791</w:t>
             </w:r>
           </w:p>
         </w:tc>
@@ -4255,7 +4255,7 @@
                 <w:szCs w:val="22"/>
                 <w:color w:val="000000"/>
               </w:rPr>
-              <w:t xml:space="preserve">4,481</w:t>
+              <w:t xml:space="preserve">4,863</w:t>
             </w:r>
           </w:p>
         </w:tc>
@@ -4310,7 +4310,7 @@
                 <w:szCs w:val="22"/>
                 <w:color w:val="000000"/>
               </w:rPr>
-              <w:t xml:space="preserve">4,481</w:t>
+              <w:t xml:space="preserve">4,863</w:t>
             </w:r>
           </w:p>
         </w:tc>
@@ -4420,7 +4420,7 @@
                 <w:szCs w:val="22"/>
                 <w:color w:val="000000"/>
               </w:rPr>
-              <w:t xml:space="preserve">2.5182</w:t>
+              <w:t xml:space="preserve">3.3748</w:t>
             </w:r>
           </w:p>
         </w:tc>
@@ -5024,7 +5024,7 @@
                 <w:szCs w:val="22"/>
                 <w:color w:val="000000"/>
               </w:rPr>
-              <w:t xml:space="preserve">-0.0154</w:t>
+              <w:t xml:space="preserve">-0.0104</w:t>
             </w:r>
           </w:p>
         </w:tc>
@@ -5079,7 +5079,7 @@
                 <w:szCs w:val="22"/>
                 <w:color w:val="000000"/>
               </w:rPr>
-              <w:t xml:space="preserve">0.0041</w:t>
+              <w:t xml:space="preserve">0.0040</w:t>
             </w:r>
           </w:p>
         </w:tc>
@@ -5134,7 +5134,7 @@
                 <w:szCs w:val="22"/>
                 <w:color w:val="000000"/>
               </w:rPr>
-              <w:t xml:space="preserve">0.0002</w:t>
+              <w:t xml:space="preserve">0.0097</w:t>
             </w:r>
           </w:p>
         </w:tc>
@@ -5189,7 +5189,7 @@
                 <w:szCs w:val="22"/>
                 <w:color w:val="000000"/>
               </w:rPr>
-              <w:t xml:space="preserve">-1.5355</w:t>
+              <w:t xml:space="preserve">-1.0386</w:t>
             </w:r>
           </w:p>
         </w:tc>
@@ -5244,7 +5244,7 @@
                 <w:szCs w:val="22"/>
                 <w:color w:val="000000"/>
               </w:rPr>
-              <w:t xml:space="preserve">39,463</w:t>
+              <w:t xml:space="preserve">42,786</w:t>
             </w:r>
           </w:p>
         </w:tc>
@@ -5299,7 +5299,7 @@
                 <w:szCs w:val="22"/>
                 <w:color w:val="000000"/>
               </w:rPr>
-              <w:t xml:space="preserve">4,481</w:t>
+              <w:t xml:space="preserve">4,863</w:t>
             </w:r>
           </w:p>
         </w:tc>
@@ -5469,7 +5469,7 @@
                 <w:szCs w:val="22"/>
                 <w:color w:val="000000"/>
               </w:rPr>
-              <w:t xml:space="preserve">0.0212</w:t>
+              <w:t xml:space="preserve">0.0298</w:t>
             </w:r>
           </w:p>
         </w:tc>
@@ -5524,7 +5524,7 @@
                 <w:szCs w:val="22"/>
                 <w:color w:val="000000"/>
               </w:rPr>
-              <w:t xml:space="preserve">0.0052</w:t>
+              <w:t xml:space="preserve">0.0051</w:t>
             </w:r>
           </w:p>
         </w:tc>
@@ -5634,7 +5634,7 @@
                 <w:szCs w:val="22"/>
                 <w:color w:val="000000"/>
               </w:rPr>
-              <w:t xml:space="preserve">2.1225</w:t>
+              <w:t xml:space="preserve">2.9791</w:t>
             </w:r>
           </w:p>
         </w:tc>
@@ -5689,7 +5689,7 @@
                 <w:szCs w:val="22"/>
                 <w:color w:val="000000"/>
               </w:rPr>
-              <w:t xml:space="preserve">4,481</w:t>
+              <w:t xml:space="preserve">4,863</w:t>
             </w:r>
           </w:p>
         </w:tc>
@@ -5744,7 +5744,7 @@
                 <w:szCs w:val="22"/>
                 <w:color w:val="000000"/>
               </w:rPr>
-              <w:t xml:space="preserve">4,481</w:t>
+              <w:t xml:space="preserve">4,863</w:t>
             </w:r>
           </w:p>
         </w:tc>
@@ -6291,7 +6291,7 @@
                 <w:szCs w:val="22"/>
                 <w:color w:val="000000"/>
               </w:rPr>
-              <w:t xml:space="preserve">0.0754</w:t>
+              <w:t xml:space="preserve">0.0722</w:t>
             </w:r>
           </w:p>
         </w:tc>
@@ -6346,7 +6346,7 @@
                 <w:szCs w:val="22"/>
                 <w:color w:val="000000"/>
               </w:rPr>
-              <w:t xml:space="preserve">0.0061</w:t>
+              <w:t xml:space="preserve">0.0062</w:t>
             </w:r>
           </w:p>
         </w:tc>
@@ -6456,7 +6456,7 @@
                 <w:szCs w:val="22"/>
                 <w:color w:val="000000"/>
               </w:rPr>
-              <w:t xml:space="preserve">7.5374</w:t>
+              <w:t xml:space="preserve">7.2188</w:t>
             </w:r>
           </w:p>
         </w:tc>
@@ -6626,7 +6626,7 @@
                 <w:szCs w:val="22"/>
                 <w:color w:val="000000"/>
               </w:rPr>
-              <w:t xml:space="preserve">0.0746</w:t>
+              <w:t xml:space="preserve">0.0730</w:t>
             </w:r>
           </w:p>
         </w:tc>
@@ -6681,7 +6681,7 @@
                 <w:szCs w:val="22"/>
                 <w:color w:val="000000"/>
               </w:rPr>
-              <w:t xml:space="preserve">0.0062</w:t>
+              <w:t xml:space="preserve">0.0063</w:t>
             </w:r>
           </w:p>
         </w:tc>
@@ -6791,7 +6791,7 @@
                 <w:szCs w:val="22"/>
                 <w:color w:val="000000"/>
               </w:rPr>
-              <w:t xml:space="preserve">7.4559</w:t>
+              <w:t xml:space="preserve">7.3001</w:t>
             </w:r>
           </w:p>
         </w:tc>
@@ -6961,7 +6961,7 @@
                 <w:szCs w:val="22"/>
                 <w:color w:val="000000"/>
               </w:rPr>
-              <w:t xml:space="preserve">0.0711</w:t>
+              <w:t xml:space="preserve">0.0714</w:t>
             </w:r>
           </w:p>
         </w:tc>
@@ -7016,7 +7016,7 @@
                 <w:szCs w:val="22"/>
                 <w:color w:val="000000"/>
               </w:rPr>
-              <w:t xml:space="preserve">0.0057</w:t>
+              <w:t xml:space="preserve">0.0059</w:t>
             </w:r>
           </w:p>
         </w:tc>
@@ -7126,7 +7126,7 @@
                 <w:szCs w:val="22"/>
                 <w:color w:val="000000"/>
               </w:rPr>
-              <w:t xml:space="preserve">7.1083</w:t>
+              <w:t xml:space="preserve">7.1375</w:t>
             </w:r>
           </w:p>
         </w:tc>
@@ -7296,7 +7296,7 @@
                 <w:szCs w:val="22"/>
                 <w:color w:val="000000"/>
               </w:rPr>
-              <w:t xml:space="preserve">0.0604</w:t>
+              <w:t xml:space="preserve">0.0581</w:t>
             </w:r>
           </w:p>
         </w:tc>
@@ -7351,7 +7351,7 @@
                 <w:szCs w:val="22"/>
                 <w:color w:val="000000"/>
               </w:rPr>
-              <w:t xml:space="preserve">0.0055</w:t>
+              <w:t xml:space="preserve">0.0054</w:t>
             </w:r>
           </w:p>
         </w:tc>
@@ -7461,7 +7461,7 @@
                 <w:szCs w:val="22"/>
                 <w:color w:val="000000"/>
               </w:rPr>
-              <w:t xml:space="preserve">6.0425</w:t>
+              <w:t xml:space="preserve">5.8052</w:t>
             </w:r>
           </w:p>
         </w:tc>
@@ -7631,7 +7631,7 @@
                 <w:szCs w:val="22"/>
                 <w:color w:val="000000"/>
               </w:rPr>
-              <w:t xml:space="preserve">0.0506</w:t>
+              <w:t xml:space="preserve">0.0486</w:t>
             </w:r>
           </w:p>
         </w:tc>
@@ -7796,7 +7796,7 @@
                 <w:szCs w:val="22"/>
                 <w:color w:val="000000"/>
               </w:rPr>
-              <w:t xml:space="preserve">5.0559</w:t>
+              <w:t xml:space="preserve">4.8551</w:t>
             </w:r>
           </w:p>
         </w:tc>
@@ -7966,7 +7966,7 @@
                 <w:szCs w:val="22"/>
                 <w:color w:val="000000"/>
               </w:rPr>
-              <w:t xml:space="preserve">0.0267</w:t>
+              <w:t xml:space="preserve">0.0254</w:t>
             </w:r>
           </w:p>
         </w:tc>
@@ -8131,7 +8131,7 @@
                 <w:szCs w:val="22"/>
                 <w:color w:val="000000"/>
               </w:rPr>
-              <w:t xml:space="preserve">2.6703</w:t>
+              <w:t xml:space="preserve">2.5385</w:t>
             </w:r>
           </w:p>
         </w:tc>
@@ -8636,7 +8636,7 @@
                 <w:szCs w:val="22"/>
                 <w:color w:val="000000"/>
               </w:rPr>
-              <w:t xml:space="preserve">0.0310</w:t>
+              <w:t xml:space="preserve">0.0312</w:t>
             </w:r>
           </w:p>
         </w:tc>
@@ -8801,7 +8801,7 @@
                 <w:szCs w:val="22"/>
                 <w:color w:val="000000"/>
               </w:rPr>
-              <w:t xml:space="preserve">3.0980</w:t>
+              <w:t xml:space="preserve">3.1166</w:t>
             </w:r>
           </w:p>
         </w:tc>
@@ -8971,7 +8971,7 @@
                 <w:szCs w:val="22"/>
                 <w:color w:val="000000"/>
               </w:rPr>
-              <w:t xml:space="preserve">0.0462</w:t>
+              <w:t xml:space="preserve">0.0468</w:t>
             </w:r>
           </w:p>
         </w:tc>
@@ -9026,7 +9026,7 @@
                 <w:szCs w:val="22"/>
                 <w:color w:val="000000"/>
               </w:rPr>
-              <w:t xml:space="preserve">0.0049</w:t>
+              <w:t xml:space="preserve">0.0048</w:t>
             </w:r>
           </w:p>
         </w:tc>
@@ -9136,7 +9136,7 @@
                 <w:szCs w:val="22"/>
                 <w:color w:val="000000"/>
               </w:rPr>
-              <w:t xml:space="preserve">4.6194</w:t>
+              <w:t xml:space="preserve">4.6779</w:t>
             </w:r>
           </w:p>
         </w:tc>
@@ -9794,7 +9794,7 @@
                 <w:szCs w:val="22"/>
                 <w:color w:val="000000"/>
               </w:rPr>
-              <w:t xml:space="preserve">-1.0228</w:t>
+              <w:t xml:space="preserve">-0.8921</w:t>
             </w:r>
           </w:p>
         </w:tc>
@@ -9849,7 +9849,7 @@
                 <w:szCs w:val="22"/>
                 <w:color w:val="000000"/>
               </w:rPr>
-              <w:t xml:space="preserve">0.0106</w:t>
+              <w:t xml:space="preserve">0.0269</w:t>
             </w:r>
           </w:p>
         </w:tc>
@@ -9959,7 +9959,7 @@
                 <w:szCs w:val="22"/>
                 <w:color w:val="000000"/>
               </w:rPr>
-              <w:t xml:space="preserve">44,611</w:t>
+              <w:t xml:space="preserve">44,614</w:t>
             </w:r>
           </w:p>
         </w:tc>
@@ -10184,7 +10184,7 @@
                 <w:szCs w:val="22"/>
                 <w:color w:val="000000"/>
               </w:rPr>
-              <w:t xml:space="preserve">2.1225</w:t>
+              <w:t xml:space="preserve">2.9791</w:t>
             </w:r>
           </w:p>
         </w:tc>
@@ -10349,7 +10349,7 @@
                 <w:szCs w:val="22"/>
                 <w:color w:val="000000"/>
               </w:rPr>
-              <w:t xml:space="preserve">4,481</w:t>
+              <w:t xml:space="preserve">4,863</w:t>
             </w:r>
           </w:p>
         </w:tc>
@@ -10404,7 +10404,7 @@
                 <w:szCs w:val="22"/>
                 <w:color w:val="000000"/>
               </w:rPr>
-              <w:t xml:space="preserve">4,481</w:t>
+              <w:t xml:space="preserve">4,863</w:t>
             </w:r>
           </w:p>
         </w:tc>
@@ -10574,7 +10574,7 @@
                 <w:szCs w:val="22"/>
                 <w:color w:val="000000"/>
               </w:rPr>
-              <w:t xml:space="preserve">-1.5355</w:t>
+              <w:t xml:space="preserve">-1.0386</w:t>
             </w:r>
           </w:p>
         </w:tc>
@@ -10629,7 +10629,7 @@
                 <w:szCs w:val="22"/>
                 <w:color w:val="000000"/>
               </w:rPr>
-              <w:t xml:space="preserve">0.0002</w:t>
+              <w:t xml:space="preserve">0.0097</w:t>
             </w:r>
           </w:p>
         </w:tc>
@@ -10739,7 +10739,7 @@
                 <w:szCs w:val="22"/>
                 <w:color w:val="000000"/>
               </w:rPr>
-              <w:t xml:space="preserve">39,463</w:t>
+              <w:t xml:space="preserve">42,786</w:t>
             </w:r>
           </w:p>
         </w:tc>
@@ -10794,7 +10794,7 @@
                 <w:szCs w:val="22"/>
                 <w:color w:val="000000"/>
               </w:rPr>
-              <w:t xml:space="preserve">4,481</w:t>
+              <w:t xml:space="preserve">4,863</w:t>
             </w:r>
           </w:p>
         </w:tc>
@@ -10964,7 +10964,7 @@
                 <w:szCs w:val="22"/>
                 <w:color w:val="000000"/>
               </w:rPr>
-              <w:t xml:space="preserve">2.1225</w:t>
+              <w:t xml:space="preserve">2.9791</w:t>
             </w:r>
           </w:p>
         </w:tc>
@@ -11129,7 +11129,7 @@
                 <w:szCs w:val="22"/>
                 <w:color w:val="000000"/>
               </w:rPr>
-              <w:t xml:space="preserve">4,481</w:t>
+              <w:t xml:space="preserve">4,863</w:t>
             </w:r>
           </w:p>
         </w:tc>
@@ -11184,7 +11184,7 @@
                 <w:szCs w:val="22"/>
                 <w:color w:val="000000"/>
               </w:rPr>
-              <w:t xml:space="preserve">4,481</w:t>
+              <w:t xml:space="preserve">4,863</w:t>
             </w:r>
           </w:p>
         </w:tc>
